--- a/resultados.docx
+++ b/resultados.docx
@@ -7,23 +7,7 @@
         <w:pStyle w:val="Heading1"/>
       </w:pPr>
       <w:r>
-        <w:t>Cálculo de vigas de concreto armado</w:t>
-      </w:r>
-    </w:p>
-    <w:p/>
-    <w:p>
-      <w:r>
-        <w:t>Viga: V101</w:t>
-      </w:r>
-    </w:p>
-    <w:p>
-      <w:r>
-        <w:t>Altura (h): 50 cm</w:t>
-      </w:r>
-    </w:p>
-    <w:p>
-      <w:r>
-        <w:t>Base (bw): 25 cm</w:t>
+        <w:t>Cálculo de blocos de 2 estacas</w:t>
       </w:r>
     </w:p>
     <w:p/>
@@ -32,204 +16,305 @@
         <w:rPr>
           <w:b/>
         </w:rPr>
-        <w:t xml:space="preserve">Resultados para ELU: </w:t>
+        <w:t>Dados do bloco</w:t>
       </w:r>
     </w:p>
     <w:p>
       <w:r>
-        <w:t xml:space="preserve">Armadura mínima: 1.88 cm2 </w:t>
+        <w:t>Bloco: B101</w:t>
       </w:r>
     </w:p>
     <w:p>
       <w:r>
-        <w:t xml:space="preserve">Área de aço máxima: 50.00 cm2 </w:t>
+        <w:t>Altura (h): 45 cm</w:t>
       </w:r>
     </w:p>
     <w:p>
       <w:r>
-        <w:t>Cálculo da armadura: Armadura dupla</w:t>
+        <w:t>Maior lado em planta: 150 cm</w:t>
       </w:r>
     </w:p>
     <w:p>
       <w:r>
-        <w:t>Relação x/d acima de 0,45 - Calculado momento fletor limite M1: 18152.68 kN*cm</w:t>
+        <w:t>Menor lado em planta: 60 cm</w:t>
       </w:r>
     </w:p>
     <w:p>
       <w:r>
-        <w:t xml:space="preserve">Área de aço p/ armadura tracionada: 23.88 cm2 </w:t>
+        <w:t>Distância entre estacas: 80 cm</w:t>
       </w:r>
     </w:p>
     <w:p>
       <w:r>
-        <w:t xml:space="preserve">Área de aço p/ armadura comprimida: 12.56 cm2 </w:t>
-      </w:r>
-    </w:p>
-    <w:p>
-      <w:r>
-        <w:t xml:space="preserve">Quant. barras adotadas p/ armadura tracionada: </w:t>
-      </w:r>
-    </w:p>
-    <w:p>
-      <w:r>
-        <w:t xml:space="preserve">Qtd de barras de 12.50 mm: 20 </w:t>
-      </w:r>
-    </w:p>
-    <w:p>
-      <w:r>
-        <w:t xml:space="preserve">Quant. barras adotadas p/ armadura comprimida: </w:t>
-      </w:r>
-    </w:p>
-    <w:p>
-      <w:r>
-        <w:t xml:space="preserve">Qtd de barras de 12.50 mm: 11 </w:t>
-      </w:r>
-    </w:p>
-    <w:p>
-      <w:pPr>
-        <w:pStyle w:val="Heading1"/>
-      </w:pPr>
-      <w:r>
-        <w:t xml:space="preserve">Cálculo da força cortante: </w:t>
+        <w:t>Diâmetro da estaca: 30 cm</w:t>
       </w:r>
     </w:p>
     <w:p/>
     <w:p>
       <w:r>
-        <w:t xml:space="preserve">Calculo da cortante pelo modelo 1 - Treliça Clássica (ângulo de inclinação das bielas fixo em 45°) </w:t>
+        <w:rPr>
+          <w:b/>
+        </w:rPr>
+        <w:t>Resultados ELU</w:t>
       </w:r>
     </w:p>
     <w:p>
       <w:r>
-        <w:t xml:space="preserve">Força cortante solicitante: 300.00 kN </w:t>
+        <w:t>Força normal de cálculo nas estacas: 201.50 kN</w:t>
       </w:r>
     </w:p>
     <w:p>
       <w:r>
-        <w:t xml:space="preserve">Força resistente a compressão na biela: 399.21 kN </w:t>
+        <w:t>Força normal de cálculo no bloco: 564.20 kN</w:t>
+      </w:r>
+    </w:p>
+    <w:p/>
+    <w:p>
+      <w:r>
+        <w:drawing>
+          <wp:inline xmlns:a="http://schemas.openxmlformats.org/drawingml/2006/main" xmlns:pic="http://schemas.openxmlformats.org/drawingml/2006/picture">
+            <wp:extent cx="3000000" cy="2333333"/>
+            <wp:docPr id="1" name="Picture 1"/>
+            <wp:cNvGraphicFramePr>
+              <a:graphicFrameLocks noChangeAspect="1"/>
+            </wp:cNvGraphicFramePr>
+            <a:graphic>
+              <a:graphicData uri="http://schemas.openxmlformats.org/drawingml/2006/picture">
+                <pic:pic>
+                  <pic:nvPicPr>
+                    <pic:cNvPr id="0" name="fig1.png"/>
+                    <pic:cNvPicPr/>
+                  </pic:nvPicPr>
+                  <pic:blipFill>
+                    <a:blip r:embed="rId9"/>
+                    <a:stretch>
+                      <a:fillRect/>
+                    </a:stretch>
+                  </pic:blipFill>
+                  <pic:spPr>
+                    <a:xfrm>
+                      <a:off x="0" y="0"/>
+                      <a:ext cx="3000000" cy="2333333"/>
+                    </a:xfrm>
+                    <a:prstGeom prst="rect"/>
+                  </pic:spPr>
+                </pic:pic>
+              </a:graphicData>
+            </a:graphic>
+          </wp:inline>
+        </w:drawing>
       </w:r>
     </w:p>
     <w:p>
       <w:r>
-        <w:t xml:space="preserve">Verificação de compressão nas bielas: OK </w:t>
+        <w:rPr>
+          <w:b/>
+        </w:rPr>
+        <w:t>Disposições construtivas</w:t>
       </w:r>
     </w:p>
     <w:p>
       <w:r>
-        <w:t>Força cortante mínima: 113.56 kN</w:t>
+        <w:rPr>
+          <w:color w:val="008000"/>
+        </w:rPr>
+        <w:t>Comprimento e largura maiores do que 60 cm!</w:t>
       </w:r>
     </w:p>
     <w:p>
       <w:r>
-        <w:t xml:space="preserve">Área de aço dos estribos: 12.76 cm2/m </w:t>
+        <w:rPr>
+          <w:color w:val="FF0000"/>
+        </w:rPr>
+        <w:t>Distância entre estacas menor do que 3Ø!</w:t>
       </w:r>
     </w:p>
     <w:p>
       <w:r>
-        <w:t xml:space="preserve">Diâmetro dos estribos: 5 mm à 25.00 mm </w:t>
+        <w:t xml:space="preserve">Comprimento mínimo do bloco: e - d_est + 2*(0.7 * lb + c + diam_as_bl) </w:t>
+        <w:br/>
+        <w:t xml:space="preserve">     80.00 - 30.00 + 2*(0.7 * 43.71 + 3.00 + 1.00) =  119 cm</w:t>
       </w:r>
     </w:p>
     <w:p>
       <w:r>
-        <w:t>Espaçamento máximo dos estribos: 13.50 cm</w:t>
-      </w:r>
-    </w:p>
-    <w:p>
-      <w:pPr>
-        <w:pStyle w:val="Heading1"/>
-      </w:pPr>
-      <w:r>
-        <w:t xml:space="preserve">Resultados para deslocamento da viga (ELS) </w:t>
+        <w:rPr>
+          <w:color w:val="008000"/>
+        </w:rPr>
+        <w:t>Comprimento do bloco suficiente para ancoragem das barras!</w:t>
       </w:r>
     </w:p>
     <w:p>
       <w:r>
-        <w:t>Inércia da seção bruta: 260417 cm4</w:t>
+        <w:t>Comprimento de ancoragem necessário para barras do pilar: 31 cm</w:t>
       </w:r>
     </w:p>
     <w:p>
       <w:r>
-        <w:t>Fctm: 0.22 kN/cm2</w:t>
+        <w:rPr>
+          <w:color w:val="008000"/>
+        </w:rPr>
+        <w:t>Comprimento do bloco suficiente para ancoragem das barras do pilar!</w:t>
+      </w:r>
+    </w:p>
+    <w:p/>
+    <w:p>
+      <w:r>
+        <w:rPr>
+          <w:b/>
+        </w:rPr>
+        <w:t>Dimensões mínimas e ângulo da biela</w:t>
       </w:r>
     </w:p>
     <w:p>
       <w:r>
-        <w:t>Momento de fissuração (Mr): 3454 kN*cm</w:t>
+        <w:t>Altura útil mínima do bloco: 0.5*(e - ap_pil/2)  = 0.5*(80 - 30/2) = 32 cm</w:t>
       </w:r>
     </w:p>
     <w:p>
       <w:r>
-        <w:t>Ocorre fissuração!</w:t>
+        <w:t>Altura útil máxima do bloco: 0.71*(e - ap_pil/2) = 0.71*(80 - 30/2) = 46 cm</w:t>
       </w:r>
     </w:p>
     <w:p>
       <w:r>
-        <w:t xml:space="preserve">Propriedades da viga no Estádio 2: </w:t>
+        <w:t>Altura útil do bloco: 46 cm</w:t>
       </w:r>
     </w:p>
     <w:p>
       <w:r>
-        <w:t xml:space="preserve">Ae: 9.87 </w:t>
+        <w:rPr>
+          <w:color w:val="008000"/>
+        </w:rPr>
+        <w:t>ALTURA DO BLOCO DENTRO DOS LIMITES!</w:t>
       </w:r>
     </w:p>
     <w:p>
       <w:r>
-        <w:t xml:space="preserve">a1: 12.50 cm </w:t>
+        <w:t>Ângulo da biela comprimida: 50.68 º</w:t>
+      </w:r>
+    </w:p>
+    <w:p/>
+    <w:p>
+      <w:r>
+        <w:rPr>
+          <w:b/>
+        </w:rPr>
+        <w:t>Verificações na biela</w:t>
       </w:r>
     </w:p>
     <w:p>
       <w:r>
-        <w:t xml:space="preserve">a2: 93.42 cm2 </w:t>
+        <w:t xml:space="preserve">Tensão resistente última na biela (Blevot): </w:t>
+        <w:br/>
+        <w:t xml:space="preserve">     1.4*0.95*(fck/(1.4*10)) = 1.4*0.95*(20/(1.4*10)) = 1.90 kN/cm2</w:t>
       </w:r>
     </w:p>
     <w:p>
       <w:r>
-        <w:t xml:space="preserve">a3: -4203.97 cm3 </w:t>
+        <w:t xml:space="preserve">Tensão solicitante na estaca: nd / (2 * ae * sen(alpha)^2) = </w:t>
+        <w:br/>
+        <w:t xml:space="preserve">  564 / (2 * 707* sen(50.68)^2) = 0.67 kN/cm2 </w:t>
+        <w:br/>
+        <w:t xml:space="preserve">     Área da estaca: ae = (3.1415 * (d_est^2)) / 4  = (3.1415 * 30^2) / 4 = 706.86 cm2</w:t>
       </w:r>
     </w:p>
     <w:p>
       <w:r>
-        <w:t xml:space="preserve">Profundidade da LN: 14.98 cm </w:t>
+        <w:rPr>
+          <w:color w:val="008000"/>
+        </w:rPr>
+        <w:t>TENSÃO NA ESTACA DENTRO DO LIMITE!</w:t>
       </w:r>
     </w:p>
     <w:p>
       <w:r>
-        <w:t xml:space="preserve">Inércia da viga fissurada: 112204 cm4 </w:t>
+        <w:t xml:space="preserve">Tensão solicitante no pilar: nd / (area_pil * sen(alpha)^2) </w:t>
+        <w:br/>
+        <w:t xml:space="preserve">     = 564 / (600.00 * sen(50.68)^2)) = 1.57 kN/cm2</w:t>
       </w:r>
     </w:p>
     <w:p>
       <w:r>
-        <w:t xml:space="preserve">Inércia média entre Estádios I e II (Branson): 112387 cm4 </w:t>
+        <w:rPr>
+          <w:color w:val="008000"/>
+        </w:rPr>
+        <w:t>TENSÃO NO PILAR DENTRO DO LIMITE!</w:t>
+      </w:r>
+    </w:p>
+    <w:p/>
+    <w:p>
+      <w:r>
+        <w:rPr>
+          <w:b/>
+        </w:rPr>
+        <w:t>Cálculo das armaduras</w:t>
       </w:r>
     </w:p>
     <w:p>
       <w:r>
-        <w:t xml:space="preserve">Deslocamento máximo da viga: </w:t>
+        <w:drawing>
+          <wp:inline xmlns:a="http://schemas.openxmlformats.org/drawingml/2006/main" xmlns:pic="http://schemas.openxmlformats.org/drawingml/2006/picture">
+            <wp:extent cx="5000000" cy="4085213"/>
+            <wp:docPr id="2" name="Picture 2"/>
+            <wp:cNvGraphicFramePr>
+              <a:graphicFrameLocks noChangeAspect="1"/>
+            </wp:cNvGraphicFramePr>
+            <a:graphic>
+              <a:graphicData uri="http://schemas.openxmlformats.org/drawingml/2006/picture">
+                <pic:pic>
+                  <pic:nvPicPr>
+                    <pic:cNvPr id="0" name="fig2.png"/>
+                    <pic:cNvPicPr/>
+                  </pic:nvPicPr>
+                  <pic:blipFill>
+                    <a:blip r:embed="rId10"/>
+                    <a:stretch>
+                      <a:fillRect/>
+                    </a:stretch>
+                  </pic:blipFill>
+                  <pic:spPr>
+                    <a:xfrm>
+                      <a:off x="0" y="0"/>
+                      <a:ext cx="5000000" cy="4085213"/>
+                    </a:xfrm>
+                    <a:prstGeom prst="rect"/>
+                  </pic:spPr>
+                </pic:pic>
+              </a:graphicData>
+            </a:graphic>
+          </wp:inline>
+        </w:drawing>
       </w:r>
     </w:p>
     <w:p>
       <w:r>
-        <w:t xml:space="preserve">Módulo de deformação tangente inicial (Eci): 25044 MPa </w:t>
+        <w:t xml:space="preserve">* As (arm .principal) - Disposta sobre as estacas: 6.11 cm2 - 8 Ø 10.00 </w:t>
       </w:r>
     </w:p>
     <w:p>
       <w:r>
-        <w:t xml:space="preserve">Módulo de deformação secante (Ecs): 21287 MPa </w:t>
+        <w:t xml:space="preserve">* Armadura superior (N1): 1.22 cm2 - 2 Ø 10.00 </w:t>
       </w:r>
     </w:p>
     <w:p>
       <w:r>
-        <w:t>Deslocamento máximo da viga: 2.61 cm</w:t>
+        <w:t xml:space="preserve">* Asp - estribos horizontais (por face do bloco): 2.02 cm2 - 3 Ø 10.00 </w:t>
       </w:r>
     </w:p>
     <w:p>
       <w:r>
-        <w:t>Deslocamento limite da viga: 2.80 cm</w:t>
+        <w:t>Espaçamento dos estribos horizontais: 13 cm</w:t>
       </w:r>
     </w:p>
     <w:p>
       <w:r>
-        <w:t>Passou !</w:t>
+        <w:t xml:space="preserve">* Asw - estribos verticais (por face do bloco): 6.75 cm2 - 9 Ø 10.00 </w:t>
+      </w:r>
+    </w:p>
+    <w:p>
+      <w:r>
+        <w:t>Espaçamento dos estribos verticais: 13 cm</w:t>
       </w:r>
     </w:p>
     <w:sectPr>
